--- a/backend/data/seed/resumes/6a3a22ea-90c4-59e8-a2ba-a398d5910d08.docx
+++ b/backend/data/seed/resumes/6a3a22ea-90c4-59e8-a2ba-a398d5910d08.docx
@@ -9,7 +9,7 @@
     </w:p>
     <w:p>
       <w:r>
-        <w:t>Experienced Staff Engineer in Engineering based in London, UK.</w:t>
+        <w:t>Experienced Software Engineer in Engineering based in London, UK.</w:t>
       </w:r>
     </w:p>
     <w:p/>
@@ -42,7 +42,7 @@
     </w:p>
     <w:p>
       <w:r>
-        <w:t>- Staff Engineer at Acme Corp</w:t>
+        <w:t>- Software Engineer at Acme Corp</w:t>
       </w:r>
     </w:p>
     <w:p>
@@ -91,7 +91,7 @@
     </w:p>
     <w:p>
       <w:r>
-        <w:t>BA Business</w:t>
+        <w:t>Bootcamp</w:t>
       </w:r>
     </w:p>
     <w:p/>
